--- a/portal-measure/files/KORbuild Settings - Roles and permissions.docx
+++ b/portal-measure/files/KORbuild Settings - Roles and permissions.docx
@@ -129,7 +129,7 @@
                 <w:i w:val="0"/>
                 <w:sz w:val="18"/>
               </w:rPr>
-              <w:t>In Measure Takeoff</w:t>
+              <w:t>In Measure Takeoff and Bids</w:t>
             </w:r>
           </w:p>
         </w:tc>
@@ -198,7 +198,7 @@
                 <w:i w:val="0"/>
                 <w:sz w:val="18"/>
               </w:rPr>
-              <w:t>Everything: measure, catalog, prices, proposals</w:t>
+              <w:t>Everything: measure, catalog, prices, proposals, send bids, respond to invitations</w:t>
             </w:r>
           </w:p>
         </w:tc>
@@ -214,7 +214,7 @@
                 <w:i w:val="0"/>
                 <w:sz w:val="18"/>
               </w:rPr>
-              <w:t>Everything: company, contacts, users, roles</w:t>
+              <w:t>Everything: company, jobs, contacts, users, roles</w:t>
             </w:r>
           </w:p>
         </w:tc>
@@ -232,7 +232,7 @@
                 <w:i w:val="0"/>
                 <w:sz w:val="18"/>
               </w:rPr>
-              <w:t>Manager</w:t>
+              <w:t>Project manager</w:t>
             </w:r>
           </w:p>
         </w:tc>
@@ -248,7 +248,7 @@
                 <w:i w:val="0"/>
                 <w:sz w:val="18"/>
               </w:rPr>
-              <w:t>Estimating manager</w:t>
+              <w:t>Estimating or project manager</w:t>
             </w:r>
           </w:p>
         </w:tc>
@@ -264,7 +264,7 @@
                 <w:i w:val="0"/>
                 <w:sz w:val="18"/>
               </w:rPr>
-              <w:t>Measures and issues proposals; sees prices if the role allows</w:t>
+              <w:t>Measures, issues proposals, sends bids and responds to invitations</w:t>
             </w:r>
           </w:p>
         </w:tc>
@@ -280,7 +280,7 @@
                 <w:i w:val="0"/>
                 <w:sz w:val="18"/>
               </w:rPr>
-              <w:t>Contacts</w:t>
+              <w:t>Jobs</w:t>
             </w:r>
           </w:p>
         </w:tc>
@@ -298,7 +298,23 @@
                 <w:i w:val="0"/>
                 <w:sz w:val="18"/>
               </w:rPr>
-              <w:t>Estimator</w:t>
+              <w:t>Foreman</w:t>
+            </w:r>
+            <w:r>
+              <w:rPr>
+                <w:b w:val="0"/>
+                <w:i w:val="0"/>
+                <w:sz w:val="18"/>
+              </w:rPr>
+              <w:t xml:space="preserve"> and </w:t>
+            </w:r>
+            <w:r>
+              <w:rPr>
+                <w:b/>
+                <w:i w:val="0"/>
+                <w:sz w:val="18"/>
+              </w:rPr>
+              <w:t>Worker</w:t>
             </w:r>
           </w:p>
         </w:tc>
@@ -314,7 +330,7 @@
                 <w:i w:val="0"/>
                 <w:sz w:val="18"/>
               </w:rPr>
-              <w:t>Person who does the takeoff</w:t>
+              <w:t>Field people</w:t>
             </w:r>
           </w:p>
         </w:tc>
@@ -330,7 +346,7 @@
                 <w:i w:val="0"/>
                 <w:sz w:val="18"/>
               </w:rPr>
-              <w:t>Measures; catalog and prices only if the role allows</w:t>
+              <w:t>Not used in this release (they belong to modules that are not part of it); they do not open Measure Takeoff</w:t>
             </w:r>
           </w:p>
         </w:tc>
@@ -346,12 +362,35 @@
                 <w:i w:val="0"/>
                 <w:sz w:val="18"/>
               </w:rPr>
-              <w:t>Own profile</w:t>
+              <w:t>—</w:t>
             </w:r>
           </w:p>
         </w:tc>
       </w:tr>
     </w:tbl>
+    <w:p>
+      <w:r>
+        <w:rPr>
+          <w:b w:val="0"/>
+          <w:i w:val="0"/>
+        </w:rPr>
+        <w:t xml:space="preserve">The company can change these roles or create new ones, for example an </w:t>
+      </w:r>
+      <w:r>
+        <w:rPr>
+          <w:b/>
+          <w:i w:val="0"/>
+        </w:rPr>
+        <w:t>Estimator</w:t>
+      </w:r>
+      <w:r>
+        <w:rPr>
+          <w:b w:val="0"/>
+          <w:i w:val="0"/>
+        </w:rPr>
+        <w:t xml:space="preserve"> who measures but does not change the catalog or see prices.</w:t>
+      </w:r>
+    </w:p>
     <w:p>
       <w:pPr>
         <w:pStyle w:val="Heading1"/>
@@ -580,6 +619,108 @@
                 <w:sz w:val="18"/>
               </w:rPr>
               <w:t>Invite users, deactivate them and edit roles.</w:t>
+            </w:r>
+          </w:p>
+        </w:tc>
+      </w:tr>
+      <w:tr>
+        <w:tc>
+          <w:tcPr>
+            <w:tcW w:type="dxa" w:w="4873"/>
+          </w:tcPr>
+          <w:p>
+            <w:r/>
+            <w:r>
+              <w:rPr>
+                <w:b/>
+                <w:i w:val="0"/>
+                <w:sz w:val="18"/>
+              </w:rPr>
+              <w:t>Run bids and award</w:t>
+            </w:r>
+          </w:p>
+        </w:tc>
+        <w:tc>
+          <w:tcPr>
+            <w:tcW w:type="dxa" w:w="4873"/>
+          </w:tcPr>
+          <w:p>
+            <w:r/>
+            <w:r>
+              <w:rPr>
+                <w:b w:val="0"/>
+                <w:i w:val="0"/>
+                <w:sz w:val="18"/>
+              </w:rPr>
+              <w:t>Send bids, level them and award.</w:t>
+            </w:r>
+          </w:p>
+        </w:tc>
+      </w:tr>
+      <w:tr>
+        <w:tc>
+          <w:tcPr>
+            <w:tcW w:type="dxa" w:w="4873"/>
+          </w:tcPr>
+          <w:p>
+            <w:r/>
+            <w:r>
+              <w:rPr>
+                <w:b/>
+                <w:i w:val="0"/>
+                <w:sz w:val="18"/>
+              </w:rPr>
+              <w:t>Respond to invitations</w:t>
+            </w:r>
+          </w:p>
+        </w:tc>
+        <w:tc>
+          <w:tcPr>
+            <w:tcW w:type="dxa" w:w="4873"/>
+          </w:tcPr>
+          <w:p>
+            <w:r/>
+            <w:r>
+              <w:rPr>
+                <w:b w:val="0"/>
+                <w:i w:val="0"/>
+                <w:sz w:val="18"/>
+              </w:rPr>
+              <w:t>Answer invitations to bid and submit bids.</w:t>
+            </w:r>
+          </w:p>
+        </w:tc>
+      </w:tr>
+      <w:tr>
+        <w:tc>
+          <w:tcPr>
+            <w:tcW w:type="dxa" w:w="4873"/>
+          </w:tcPr>
+          <w:p>
+            <w:r/>
+            <w:r>
+              <w:rPr>
+                <w:b/>
+                <w:i w:val="0"/>
+                <w:sz w:val="18"/>
+              </w:rPr>
+              <w:t>Jobs</w:t>
+            </w:r>
+          </w:p>
+        </w:tc>
+        <w:tc>
+          <w:tcPr>
+            <w:tcW w:type="dxa" w:w="4873"/>
+          </w:tcPr>
+          <w:p>
+            <w:r/>
+            <w:r>
+              <w:rPr>
+                <w:b w:val="0"/>
+                <w:i w:val="0"/>
+                <w:sz w:val="18"/>
+              </w:rPr>
+              <w:t>Create the job from a won project (needed to close a bid).</w:t>
             </w:r>
           </w:p>
         </w:tc>
